--- a/Actividad 4.1 MapaMental_JoseGomez_Sim_5SM.docx
+++ b/Actividad 4.1 MapaMental_JoseGomez_Sim_5SM.docx
@@ -1031,7 +1031,24 @@
             </w14:solidFill>
           </w14:textFill>
         </w:rPr>
-        <w:t>04 de septiembre  de 2026, VENUSTIANO</w:t>
+        <w:t>29</w:t>
+      </w:r>
+      <w:bookmarkStart w:id="0" w:name="_GoBack"/>
+      <w:bookmarkEnd w:id="0"/>
+      <w:r>
+        <w:rPr>
+          <w:rFonts w:hint="default" w:ascii="Arial" w:hAnsi="Arial" w:cs="Arial"/>
+          <w:b/>
+          <w:bCs/>
+          <w:color w:val="000000" w:themeColor="text1"/>
+          <w:lang w:val="es-MX"/>
+          <w14:textFill>
+            <w14:solidFill>
+              <w14:schemeClr w14:val="tx1"/>
+            </w14:solidFill>
+          </w14:textFill>
+        </w:rPr>
+        <w:t xml:space="preserve"> de 09  de 2026, VENUSTIANO</w:t>
       </w:r>
       <w:r>
         <w:rPr>
@@ -1755,8 +1772,6 @@
           <w:sz w:val="28"/>
         </w:rPr>
       </w:pPr>
-      <w:bookmarkStart w:id="0" w:name="_GoBack"/>
-      <w:bookmarkEnd w:id="0"/>
     </w:p>
     <w:p>
       <w:pPr>
@@ -3379,9 +3394,9 @@
     <w:lsdException w:uiPriority="99" w:name="endnote reference"/>
     <w:lsdException w:uiPriority="99" w:name="endnote text"/>
     <w:lsdException w:uiPriority="99" w:name="table of authorities"/>
-    <w:lsdException w:uiPriority="99" w:semiHidden="0" w:name="macro"/>
+    <w:lsdException w:qFormat="1" w:uiPriority="99" w:semiHidden="0" w:name="macro"/>
     <w:lsdException w:uiPriority="99" w:name="toa heading"/>
-    <w:lsdException w:uiPriority="99" w:semiHidden="0" w:name="List"/>
+    <w:lsdException w:qFormat="1" w:uiPriority="99" w:semiHidden="0" w:name="List"/>
     <w:lsdException w:qFormat="1" w:uiPriority="99" w:semiHidden="0" w:name="List Bullet"/>
     <w:lsdException w:qFormat="1" w:uiPriority="99" w:semiHidden="0" w:name="List Number"/>
     <w:lsdException w:uiPriority="99" w:semiHidden="0" w:name="List 2"/>
@@ -3399,7 +3414,7 @@
     <w:lsdException w:qFormat="1" w:unhideWhenUsed="0" w:uiPriority="10" w:semiHidden="0" w:name="Title"/>
     <w:lsdException w:uiPriority="99" w:name="Closing"/>
     <w:lsdException w:uiPriority="99" w:name="Signature"/>
-    <w:lsdException w:uiPriority="1" w:name="Default Paragraph Font"/>
+    <w:lsdException w:qFormat="1" w:uiPriority="1" w:name="Default Paragraph Font"/>
     <w:lsdException w:uiPriority="99" w:semiHidden="0" w:name="Body Text"/>
     <w:lsdException w:uiPriority="99" w:name="Body Text Indent"/>
     <w:lsdException w:uiPriority="99" w:semiHidden="0" w:name="List Continue"/>
@@ -3414,12 +3429,12 @@
     <w:lsdException w:uiPriority="99" w:name="Body Text First Indent"/>
     <w:lsdException w:uiPriority="99" w:name="Body Text First Indent 2"/>
     <w:lsdException w:uiPriority="99" w:name="Note Heading"/>
-    <w:lsdException w:uiPriority="99" w:semiHidden="0" w:name="Body Text 2"/>
+    <w:lsdException w:qFormat="1" w:uiPriority="99" w:semiHidden="0" w:name="Body Text 2"/>
     <w:lsdException w:uiPriority="99" w:semiHidden="0" w:name="Body Text 3"/>
     <w:lsdException w:uiPriority="99" w:name="Body Text Indent 2"/>
     <w:lsdException w:uiPriority="99" w:name="Body Text Indent 3"/>
     <w:lsdException w:uiPriority="99" w:name="Block Text"/>
-    <w:lsdException w:uiPriority="99" w:name="Hyperlink"/>
+    <w:lsdException w:qFormat="1" w:uiPriority="99" w:name="Hyperlink"/>
     <w:lsdException w:uiPriority="99" w:name="FollowedHyperlink"/>
     <w:lsdException w:qFormat="1" w:unhideWhenUsed="0" w:uiPriority="22" w:semiHidden="0" w:name="Strong"/>
     <w:lsdException w:qFormat="1" w:unhideWhenUsed="0" w:uiPriority="20" w:semiHidden="0" w:name="Emphasis"/>
@@ -3437,7 +3452,7 @@
     <w:lsdException w:uiPriority="99" w:name="HTML Sample"/>
     <w:lsdException w:uiPriority="99" w:name="HTML Typewriter"/>
     <w:lsdException w:uiPriority="99" w:name="HTML Variable"/>
-    <w:lsdException w:uiPriority="99" w:name="Normal Table"/>
+    <w:lsdException w:qFormat="1" w:uiPriority="99" w:name="Normal Table"/>
     <w:lsdException w:uiPriority="99" w:name="annotation subject"/>
     <w:lsdException w:uiPriority="99" w:name="Table Simple 1"/>
     <w:lsdException w:uiPriority="99" w:name="Table Simple 2"/>
@@ -3497,8 +3512,8 @@
     <w:lsdException w:qFormat="1" w:unhideWhenUsed="0" w:uiPriority="69" w:semiHidden="0" w:name="Medium Grid 3"/>
     <w:lsdException w:qFormat="1" w:unhideWhenUsed="0" w:uiPriority="70" w:semiHidden="0" w:name="Dark List"/>
     <w:lsdException w:qFormat="1" w:unhideWhenUsed="0" w:uiPriority="71" w:semiHidden="0" w:name="Colorful Shading"/>
-    <w:lsdException w:unhideWhenUsed="0" w:uiPriority="72" w:semiHidden="0" w:name="Colorful List"/>
-    <w:lsdException w:unhideWhenUsed="0" w:uiPriority="73" w:semiHidden="0" w:name="Colorful Grid"/>
+    <w:lsdException w:qFormat="1" w:unhideWhenUsed="0" w:uiPriority="72" w:semiHidden="0" w:name="Colorful List"/>
+    <w:lsdException w:qFormat="1" w:unhideWhenUsed="0" w:uiPriority="73" w:semiHidden="0" w:name="Colorful Grid"/>
     <w:lsdException w:unhideWhenUsed="0" w:uiPriority="60" w:semiHidden="0" w:name="Light Shading Accent 1"/>
     <w:lsdException w:unhideWhenUsed="0" w:uiPriority="61" w:semiHidden="0" w:name="Light List Accent 1"/>
     <w:lsdException w:unhideWhenUsed="0" w:uiPriority="62" w:semiHidden="0" w:name="Light Grid Accent 1"/>
@@ -3514,9 +3529,9 @@
     <w:lsdException w:qFormat="1" w:unhideWhenUsed="0" w:uiPriority="69" w:semiHidden="0" w:name="Medium Grid 3 Accent 1"/>
     <w:lsdException w:qFormat="1" w:unhideWhenUsed="0" w:uiPriority="70" w:semiHidden="0" w:name="Dark List Accent 1"/>
     <w:lsdException w:qFormat="1" w:unhideWhenUsed="0" w:uiPriority="71" w:semiHidden="0" w:name="Colorful Shading Accent 1"/>
-    <w:lsdException w:unhideWhenUsed="0" w:uiPriority="72" w:semiHidden="0" w:name="Colorful List Accent 1"/>
-    <w:lsdException w:unhideWhenUsed="0" w:uiPriority="73" w:semiHidden="0" w:name="Colorful Grid Accent 1"/>
-    <w:lsdException w:unhideWhenUsed="0" w:uiPriority="60" w:semiHidden="0" w:name="Light Shading Accent 2"/>
+    <w:lsdException w:qFormat="1" w:unhideWhenUsed="0" w:uiPriority="72" w:semiHidden="0" w:name="Colorful List Accent 1"/>
+    <w:lsdException w:qFormat="1" w:unhideWhenUsed="0" w:uiPriority="73" w:semiHidden="0" w:name="Colorful Grid Accent 1"/>
+    <w:lsdException w:qFormat="1" w:unhideWhenUsed="0" w:uiPriority="60" w:semiHidden="0" w:name="Light Shading Accent 2"/>
     <w:lsdException w:unhideWhenUsed="0" w:uiPriority="61" w:semiHidden="0" w:name="Light List Accent 2"/>
     <w:lsdException w:unhideWhenUsed="0" w:uiPriority="62" w:semiHidden="0" w:name="Light Grid Accent 2"/>
     <w:lsdException w:unhideWhenUsed="0" w:uiPriority="63" w:semiHidden="0" w:name="Medium Shading 1 Accent 2"/>
@@ -3528,8 +3543,8 @@
     <w:lsdException w:qFormat="1" w:unhideWhenUsed="0" w:uiPriority="69" w:semiHidden="0" w:name="Medium Grid 3 Accent 2"/>
     <w:lsdException w:qFormat="1" w:unhideWhenUsed="0" w:uiPriority="70" w:semiHidden="0" w:name="Dark List Accent 2"/>
     <w:lsdException w:qFormat="1" w:unhideWhenUsed="0" w:uiPriority="71" w:semiHidden="0" w:name="Colorful Shading Accent 2"/>
-    <w:lsdException w:unhideWhenUsed="0" w:uiPriority="72" w:semiHidden="0" w:name="Colorful List Accent 2"/>
-    <w:lsdException w:unhideWhenUsed="0" w:uiPriority="73" w:semiHidden="0" w:name="Colorful Grid Accent 2"/>
+    <w:lsdException w:qFormat="1" w:unhideWhenUsed="0" w:uiPriority="72" w:semiHidden="0" w:name="Colorful List Accent 2"/>
+    <w:lsdException w:qFormat="1" w:unhideWhenUsed="0" w:uiPriority="73" w:semiHidden="0" w:name="Colorful Grid Accent 2"/>
     <w:lsdException w:unhideWhenUsed="0" w:uiPriority="60" w:semiHidden="0" w:name="Light Shading Accent 3"/>
     <w:lsdException w:unhideWhenUsed="0" w:uiPriority="61" w:semiHidden="0" w:name="Light List Accent 3"/>
     <w:lsdException w:unhideWhenUsed="0" w:uiPriority="62" w:semiHidden="0" w:name="Light Grid Accent 3"/>
@@ -3541,9 +3556,9 @@
     <w:lsdException w:qFormat="1" w:unhideWhenUsed="0" w:uiPriority="68" w:semiHidden="0" w:name="Medium Grid 2 Accent 3"/>
     <w:lsdException w:qFormat="1" w:unhideWhenUsed="0" w:uiPriority="69" w:semiHidden="0" w:name="Medium Grid 3 Accent 3"/>
     <w:lsdException w:qFormat="1" w:unhideWhenUsed="0" w:uiPriority="70" w:semiHidden="0" w:name="Dark List Accent 3"/>
-    <w:lsdException w:unhideWhenUsed="0" w:uiPriority="71" w:semiHidden="0" w:name="Colorful Shading Accent 3"/>
-    <w:lsdException w:unhideWhenUsed="0" w:uiPriority="72" w:semiHidden="0" w:name="Colorful List Accent 3"/>
-    <w:lsdException w:unhideWhenUsed="0" w:uiPriority="73" w:semiHidden="0" w:name="Colorful Grid Accent 3"/>
+    <w:lsdException w:qFormat="1" w:unhideWhenUsed="0" w:uiPriority="71" w:semiHidden="0" w:name="Colorful Shading Accent 3"/>
+    <w:lsdException w:qFormat="1" w:unhideWhenUsed="0" w:uiPriority="72" w:semiHidden="0" w:name="Colorful List Accent 3"/>
+    <w:lsdException w:qFormat="1" w:unhideWhenUsed="0" w:uiPriority="73" w:semiHidden="0" w:name="Colorful Grid Accent 3"/>
     <w:lsdException w:qFormat="1" w:unhideWhenUsed="0" w:uiPriority="60" w:semiHidden="0" w:name="Light Shading Accent 4"/>
     <w:lsdException w:unhideWhenUsed="0" w:uiPriority="61" w:semiHidden="0" w:name="Light List Accent 4"/>
     <w:lsdException w:unhideWhenUsed="0" w:uiPriority="62" w:semiHidden="0" w:name="Light Grid Accent 4"/>
@@ -3555,8 +3570,8 @@
     <w:lsdException w:qFormat="1" w:unhideWhenUsed="0" w:uiPriority="68" w:semiHidden="0" w:name="Medium Grid 2 Accent 4"/>
     <w:lsdException w:qFormat="1" w:unhideWhenUsed="0" w:uiPriority="69" w:semiHidden="0" w:name="Medium Grid 3 Accent 4"/>
     <w:lsdException w:qFormat="1" w:unhideWhenUsed="0" w:uiPriority="70" w:semiHidden="0" w:name="Dark List Accent 4"/>
-    <w:lsdException w:unhideWhenUsed="0" w:uiPriority="71" w:semiHidden="0" w:name="Colorful Shading Accent 4"/>
-    <w:lsdException w:unhideWhenUsed="0" w:uiPriority="72" w:semiHidden="0" w:name="Colorful List Accent 4"/>
+    <w:lsdException w:qFormat="1" w:unhideWhenUsed="0" w:uiPriority="71" w:semiHidden="0" w:name="Colorful Shading Accent 4"/>
+    <w:lsdException w:qFormat="1" w:unhideWhenUsed="0" w:uiPriority="72" w:semiHidden="0" w:name="Colorful List Accent 4"/>
     <w:lsdException w:unhideWhenUsed="0" w:uiPriority="73" w:semiHidden="0" w:name="Colorful Grid Accent 4"/>
     <w:lsdException w:unhideWhenUsed="0" w:uiPriority="60" w:semiHidden="0" w:name="Light Shading Accent 5"/>
     <w:lsdException w:unhideWhenUsed="0" w:uiPriority="61" w:semiHidden="0" w:name="Light List Accent 5"/>
@@ -3569,9 +3584,9 @@
     <w:lsdException w:qFormat="1" w:unhideWhenUsed="0" w:uiPriority="68" w:semiHidden="0" w:name="Medium Grid 2 Accent 5"/>
     <w:lsdException w:qFormat="1" w:unhideWhenUsed="0" w:uiPriority="69" w:semiHidden="0" w:name="Medium Grid 3 Accent 5"/>
     <w:lsdException w:qFormat="1" w:unhideWhenUsed="0" w:uiPriority="70" w:semiHidden="0" w:name="Dark List Accent 5"/>
-    <w:lsdException w:unhideWhenUsed="0" w:uiPriority="71" w:semiHidden="0" w:name="Colorful Shading Accent 5"/>
+    <w:lsdException w:qFormat="1" w:unhideWhenUsed="0" w:uiPriority="71" w:semiHidden="0" w:name="Colorful Shading Accent 5"/>
     <w:lsdException w:unhideWhenUsed="0" w:uiPriority="72" w:semiHidden="0" w:name="Colorful List Accent 5"/>
-    <w:lsdException w:unhideWhenUsed="0" w:uiPriority="73" w:semiHidden="0" w:name="Colorful Grid Accent 5"/>
+    <w:lsdException w:qFormat="1" w:unhideWhenUsed="0" w:uiPriority="73" w:semiHidden="0" w:name="Colorful Grid Accent 5"/>
     <w:lsdException w:unhideWhenUsed="0" w:uiPriority="60" w:semiHidden="0" w:name="Light Shading Accent 6"/>
     <w:lsdException w:unhideWhenUsed="0" w:uiPriority="61" w:semiHidden="0" w:name="Light List Accent 6"/>
     <w:lsdException w:unhideWhenUsed="0" w:uiPriority="62" w:semiHidden="0" w:name="Light Grid Accent 6"/>
@@ -3583,8 +3598,8 @@
     <w:lsdException w:qFormat="1" w:unhideWhenUsed="0" w:uiPriority="68" w:semiHidden="0" w:name="Medium Grid 2 Accent 6"/>
     <w:lsdException w:qFormat="1" w:unhideWhenUsed="0" w:uiPriority="69" w:semiHidden="0" w:name="Medium Grid 3 Accent 6"/>
     <w:lsdException w:qFormat="1" w:unhideWhenUsed="0" w:uiPriority="70" w:semiHidden="0" w:name="Dark List Accent 6"/>
-    <w:lsdException w:unhideWhenUsed="0" w:uiPriority="71" w:semiHidden="0" w:name="Colorful Shading Accent 6"/>
-    <w:lsdException w:unhideWhenUsed="0" w:uiPriority="72" w:semiHidden="0" w:name="Colorful List Accent 6"/>
+    <w:lsdException w:qFormat="1" w:unhideWhenUsed="0" w:uiPriority="71" w:semiHidden="0" w:name="Colorful Shading Accent 6"/>
+    <w:lsdException w:qFormat="1" w:unhideWhenUsed="0" w:uiPriority="72" w:semiHidden="0" w:name="Colorful List Accent 6"/>
     <w:lsdException w:unhideWhenUsed="0" w:uiPriority="73" w:semiHidden="0" w:name="Colorful Grid Accent 6"/>
   </w:latentStyles>
   <w:style w:type="paragraph" w:default="1" w:styleId="1">
@@ -3841,12 +3856,14 @@
     <w:name w:val="Default Paragraph Font"/>
     <w:semiHidden/>
     <w:unhideWhenUsed/>
+    <w:qFormat/>
     <w:uiPriority w:val="1"/>
   </w:style>
   <w:style w:type="table" w:default="1" w:styleId="12">
     <w:name w:val="Normal Table"/>
     <w:semiHidden/>
     <w:unhideWhenUsed/>
+    <w:qFormat/>
     <w:uiPriority w:val="99"/>
     <w:tblPr>
       <w:tblCellMar>
@@ -3872,6 +3889,7 @@
     <w:basedOn w:val="11"/>
     <w:semiHidden/>
     <w:unhideWhenUsed/>
+    <w:qFormat/>
     <w:uiPriority w:val="99"/>
     <w:rPr>
       <w:color w:val="0000FF"/>
@@ -3927,6 +3945,7 @@
     <w:name w:val="macro"/>
     <w:link w:val="50"/>
     <w:unhideWhenUsed/>
+    <w:qFormat/>
     <w:uiPriority w:val="99"/>
     <w:pPr>
       <w:tabs>
@@ -3974,6 +3993,7 @@
     <w:basedOn w:val="1"/>
     <w:link w:val="48"/>
     <w:unhideWhenUsed/>
+    <w:qFormat/>
     <w:uiPriority w:val="99"/>
     <w:pPr>
       <w:spacing w:after="120" w:line="480" w:lineRule="auto"/>
@@ -4072,6 +4092,7 @@
     <w:name w:val="List"/>
     <w:basedOn w:val="1"/>
     <w:unhideWhenUsed/>
+    <w:qFormat/>
     <w:uiPriority w:val="99"/>
     <w:pPr>
       <w:ind w:left="360" w:hanging="360"/>
@@ -4847,6 +4868,7 @@
   <w:style w:type="table" w:styleId="69">
     <w:name w:val="Light Shading Accent 2"/>
     <w:basedOn w:val="12"/>
+    <w:qFormat/>
     <w:uiPriority w:val="60"/>
     <w:pPr>
       <w:spacing w:after="0" w:line="240" w:lineRule="auto"/>
@@ -13774,6 +13796,7 @@
   <w:style w:type="table" w:styleId="147">
     <w:name w:val="Colorful Shading Accent 3"/>
     <w:basedOn w:val="12"/>
+    <w:qFormat/>
     <w:uiPriority w:val="71"/>
     <w:pPr>
       <w:spacing w:after="0" w:line="240" w:lineRule="auto"/>
@@ -13896,6 +13919,7 @@
   <w:style w:type="table" w:styleId="148">
     <w:name w:val="Colorful Shading Accent 4"/>
     <w:basedOn w:val="12"/>
+    <w:qFormat/>
     <w:uiPriority w:val="71"/>
     <w:pPr>
       <w:spacing w:after="0" w:line="240" w:lineRule="auto"/>
@@ -14038,6 +14062,7 @@
   <w:style w:type="table" w:styleId="149">
     <w:name w:val="Colorful Shading Accent 5"/>
     <w:basedOn w:val="12"/>
+    <w:qFormat/>
     <w:uiPriority w:val="71"/>
     <w:pPr>
       <w:spacing w:after="0" w:line="240" w:lineRule="auto"/>
@@ -14180,6 +14205,7 @@
   <w:style w:type="table" w:styleId="150">
     <w:name w:val="Colorful Shading Accent 6"/>
     <w:basedOn w:val="12"/>
+    <w:qFormat/>
     <w:uiPriority w:val="71"/>
     <w:pPr>
       <w:spacing w:after="0" w:line="240" w:lineRule="auto"/>
@@ -14322,6 +14348,7 @@
   <w:style w:type="table" w:styleId="151">
     <w:name w:val="Colorful List"/>
     <w:basedOn w:val="12"/>
+    <w:qFormat/>
     <w:uiPriority w:val="72"/>
     <w:pPr>
       <w:spacing w:after="0" w:line="240" w:lineRule="auto"/>
@@ -14410,6 +14437,7 @@
   <w:style w:type="table" w:styleId="152">
     <w:name w:val="Colorful List Accent 1"/>
     <w:basedOn w:val="12"/>
+    <w:qFormat/>
     <w:uiPriority w:val="72"/>
     <w:pPr>
       <w:spacing w:after="0" w:line="240" w:lineRule="auto"/>
@@ -14498,6 +14526,7 @@
   <w:style w:type="table" w:styleId="153">
     <w:name w:val="Colorful List Accent 2"/>
     <w:basedOn w:val="12"/>
+    <w:qFormat/>
     <w:uiPriority w:val="72"/>
     <w:pPr>
       <w:spacing w:after="0" w:line="240" w:lineRule="auto"/>
@@ -14586,6 +14615,7 @@
   <w:style w:type="table" w:styleId="154">
     <w:name w:val="Colorful List Accent 3"/>
     <w:basedOn w:val="12"/>
+    <w:qFormat/>
     <w:uiPriority w:val="72"/>
     <w:pPr>
       <w:spacing w:after="0" w:line="240" w:lineRule="auto"/>
@@ -14674,6 +14704,7 @@
   <w:style w:type="table" w:styleId="155">
     <w:name w:val="Colorful List Accent 4"/>
     <w:basedOn w:val="12"/>
+    <w:qFormat/>
     <w:uiPriority w:val="72"/>
     <w:pPr>
       <w:spacing w:after="0" w:line="240" w:lineRule="auto"/>
@@ -14850,6 +14881,7 @@
   <w:style w:type="table" w:styleId="157">
     <w:name w:val="Colorful List Accent 6"/>
     <w:basedOn w:val="12"/>
+    <w:qFormat/>
     <w:uiPriority w:val="72"/>
     <w:pPr>
       <w:spacing w:after="0" w:line="240" w:lineRule="auto"/>
@@ -14938,6 +14970,7 @@
   <w:style w:type="table" w:styleId="158">
     <w:name w:val="Colorful Grid"/>
     <w:basedOn w:val="12"/>
+    <w:qFormat/>
     <w:uiPriority w:val="73"/>
     <w:pPr>
       <w:spacing w:after="0" w:line="240" w:lineRule="auto"/>
@@ -15028,6 +15061,7 @@
   <w:style w:type="table" w:styleId="159">
     <w:name w:val="Colorful Grid Accent 1"/>
     <w:basedOn w:val="12"/>
+    <w:qFormat/>
     <w:uiPriority w:val="73"/>
     <w:pPr>
       <w:spacing w:after="0" w:line="240" w:lineRule="auto"/>
@@ -15118,6 +15152,7 @@
   <w:style w:type="table" w:styleId="160">
     <w:name w:val="Colorful Grid Accent 2"/>
     <w:basedOn w:val="12"/>
+    <w:qFormat/>
     <w:uiPriority w:val="73"/>
     <w:pPr>
       <w:spacing w:after="0" w:line="240" w:lineRule="auto"/>
@@ -15208,6 +15243,7 @@
   <w:style w:type="table" w:styleId="161">
     <w:name w:val="Colorful Grid Accent 3"/>
     <w:basedOn w:val="12"/>
+    <w:qFormat/>
     <w:uiPriority w:val="73"/>
     <w:pPr>
       <w:spacing w:after="0" w:line="240" w:lineRule="auto"/>
@@ -15388,6 +15424,7 @@
   <w:style w:type="table" w:styleId="163">
     <w:name w:val="Colorful Grid Accent 5"/>
     <w:basedOn w:val="12"/>
+    <w:qFormat/>
     <w:uiPriority w:val="73"/>
     <w:pPr>
       <w:spacing w:after="0" w:line="240" w:lineRule="auto"/>
